--- a/ru/catalogue.docx
+++ b/ru/catalogue.docx
@@ -5,7 +5,7 @@
     <w:p>
       <w:pPr>
         <w:pStyle w:val="note"/>
-        <w:divId w:val="1334647809"/>
+        <w:divId w:val="1186024112"/>
         <w:rPr>
           <w:rFonts w:ascii="Segoe UI" w:hAnsi="Segoe UI" w:cs="Segoe UI"/>
         </w:rPr>
@@ -23,7 +23,7 @@
     <w:p>
       <w:pPr>
         <w:pStyle w:val="note"/>
-        <w:divId w:val="1334647809"/>
+        <w:divId w:val="1186024112"/>
         <w:rPr>
           <w:rFonts w:ascii="Segoe UI" w:hAnsi="Segoe UI" w:cs="Segoe UI"/>
         </w:rPr>
@@ -41,7 +41,7 @@
     <w:p>
       <w:pPr>
         <w:pStyle w:val="1"/>
-        <w:divId w:val="1334647809"/>
+        <w:divId w:val="1186024112"/>
         <w:rPr>
           <w:rFonts w:ascii="Segoe UI" w:eastAsia="Times New Roman" w:hAnsi="Segoe UI" w:cs="Segoe UI"/>
         </w:rPr>
@@ -56,7 +56,7 @@
     <w:p>
       <w:pPr>
         <w:pStyle w:val="2"/>
-        <w:divId w:val="1334647809"/>
+        <w:divId w:val="1186024112"/>
         <w:rPr>
           <w:rFonts w:ascii="Segoe UI" w:eastAsia="Times New Roman" w:hAnsi="Segoe UI" w:cs="Segoe UI"/>
         </w:rPr>
@@ -71,7 +71,7 @@
     <w:p>
       <w:pPr>
         <w:pStyle w:val="note"/>
-        <w:divId w:val="1334647809"/>
+        <w:divId w:val="1186024112"/>
         <w:rPr>
           <w:rFonts w:ascii="Segoe UI" w:hAnsi="Segoe UI" w:cs="Segoe UI"/>
         </w:rPr>
@@ -89,7 +89,7 @@
     <w:p>
       <w:pPr>
         <w:pStyle w:val="a7"/>
-        <w:divId w:val="1334647809"/>
+        <w:divId w:val="1186024112"/>
         <w:rPr>
           <w:rFonts w:ascii="Segoe UI" w:hAnsi="Segoe UI" w:cs="Segoe UI"/>
           <w:color w:val="1C1C1C"/>
@@ -106,31 +106,31 @@
     <w:p>
       <w:pPr>
         <w:pStyle w:val="a7"/>
-        <w:divId w:val="1334647809"/>
-        <w:rPr>
-          <w:rFonts w:ascii="Segoe UI" w:hAnsi="Segoe UI" w:cs="Segoe UI"/>
-          <w:color w:val="1C1C1C"/>
-        </w:rPr>
-      </w:pPr>
-      <w:r>
-        <w:rPr>
-          <w:rFonts w:ascii="Segoe UI" w:hAnsi="Segoe UI" w:cs="Segoe UI"/>
-          <w:color w:val="1C1C1C"/>
-        </w:rPr>
-        <w:t>Один робот растёт вместе с ребёнком с 4 до 10 лет. Младшие осваива</w:t>
-      </w:r>
-      <w:r>
-        <w:rPr>
-          <w:rFonts w:ascii="Segoe UI" w:hAnsi="Segoe UI" w:cs="Segoe UI"/>
-          <w:color w:val="1C1C1C"/>
-        </w:rPr>
-        <w:t>ют логику и проходят лабиринты, старшие переходят к углам, геометрии и рисованию.</w:t>
+        <w:divId w:val="1186024112"/>
+        <w:rPr>
+          <w:rFonts w:ascii="Segoe UI" w:hAnsi="Segoe UI" w:cs="Segoe UI"/>
+          <w:color w:val="1C1C1C"/>
+        </w:rPr>
+      </w:pPr>
+      <w:r>
+        <w:rPr>
+          <w:rFonts w:ascii="Segoe UI" w:hAnsi="Segoe UI" w:cs="Segoe UI"/>
+          <w:color w:val="1C1C1C"/>
+        </w:rPr>
+        <w:t>Один робот растёт вместе с ребёнком с 4 лет до 10 и дальше. Младши</w:t>
+      </w:r>
+      <w:r>
+        <w:rPr>
+          <w:rFonts w:ascii="Segoe UI" w:hAnsi="Segoe UI" w:cs="Segoe UI"/>
+          <w:color w:val="1C1C1C"/>
+        </w:rPr>
+        <w:t>е осваивают логику и проходят лабиринты, старшие переходят к углам, геометрии и рисованию.</w:t>
       </w:r>
     </w:p>
     <w:p>
       <w:pPr>
         <w:pStyle w:val="3"/>
-        <w:divId w:val="1334647809"/>
+        <w:divId w:val="1186024112"/>
         <w:rPr>
           <w:rFonts w:ascii="Segoe UI" w:eastAsia="Times New Roman" w:hAnsi="Segoe UI" w:cs="Segoe UI"/>
         </w:rPr>
@@ -145,31 +145,31 @@
     <w:p>
       <w:pPr>
         <w:pStyle w:val="a7"/>
-        <w:divId w:val="1334647809"/>
-        <w:rPr>
-          <w:rFonts w:ascii="Segoe UI" w:hAnsi="Segoe UI" w:cs="Segoe UI"/>
-          <w:color w:val="1C1C1C"/>
-        </w:rPr>
-      </w:pPr>
-      <w:r>
-        <w:rPr>
-          <w:rFonts w:ascii="Segoe UI" w:hAnsi="Segoe UI" w:cs="Segoe UI"/>
-          <w:color w:val="1C1C1C"/>
-        </w:rPr>
-        <w:t>Возьмите фломастер, и робот начертит на бумаге спираль или сложную фигуру, вычисляя углы и расстояния на ходу. Обычный ездящий робот бе</w:t>
-      </w:r>
-      <w:r>
-        <w:rPr>
-          <w:rFonts w:ascii="Segoe UI" w:hAnsi="Segoe UI" w:cs="Segoe UI"/>
-          <w:color w:val="1C1C1C"/>
-        </w:rPr>
-        <w:t>з экрана такую точность не повторит. Ребёнок видит результат своей программы прямо на листе.</w:t>
+        <w:divId w:val="1186024112"/>
+        <w:rPr>
+          <w:rFonts w:ascii="Segoe UI" w:hAnsi="Segoe UI" w:cs="Segoe UI"/>
+          <w:color w:val="1C1C1C"/>
+        </w:rPr>
+      </w:pPr>
+      <w:r>
+        <w:rPr>
+          <w:rFonts w:ascii="Segoe UI" w:hAnsi="Segoe UI" w:cs="Segoe UI"/>
+          <w:color w:val="1C1C1C"/>
+        </w:rPr>
+        <w:t>Возьмите фломастер, и робот начертит на бумаге спираль или сложную фигуру, вычисляя углы и расстояния на ходу. Обычный ездящий</w:t>
+      </w:r>
+      <w:r>
+        <w:rPr>
+          <w:rFonts w:ascii="Segoe UI" w:hAnsi="Segoe UI" w:cs="Segoe UI"/>
+          <w:color w:val="1C1C1C"/>
+        </w:rPr>
+        <w:t xml:space="preserve"> робот без экрана такую точность не повторит. Ребёнок видит результат своей программы прямо на листе.</w:t>
       </w:r>
     </w:p>
     <w:p>
       <w:pPr>
         <w:pStyle w:val="3"/>
-        <w:divId w:val="1334647809"/>
+        <w:divId w:val="1186024112"/>
         <w:rPr>
           <w:rFonts w:ascii="Segoe UI" w:eastAsia="Times New Roman" w:hAnsi="Segoe UI" w:cs="Segoe UI"/>
         </w:rPr>
@@ -184,31 +184,31 @@
     <w:p>
       <w:pPr>
         <w:pStyle w:val="a7"/>
-        <w:divId w:val="1334647809"/>
-        <w:rPr>
-          <w:rFonts w:ascii="Segoe UI" w:hAnsi="Segoe UI" w:cs="Segoe UI"/>
-          <w:color w:val="1C1C1C"/>
-        </w:rPr>
-      </w:pPr>
-      <w:r>
-        <w:rPr>
-          <w:rFonts w:ascii="Segoe UI" w:hAnsi="Segoe UI" w:cs="Segoe UI"/>
-          <w:color w:val="1C1C1C"/>
-        </w:rPr>
-        <w:t>Рисование, геометрия, голос и готовая методика лежат в базовом наборе. Там, где обычно держат несколько роботов под разный воз</w:t>
-      </w:r>
-      <w:r>
-        <w:rPr>
-          <w:rFonts w:ascii="Segoe UI" w:hAnsi="Segoe UI" w:cs="Segoe UI"/>
-          <w:color w:val="1C1C1C"/>
-        </w:rPr>
-        <w:t>раст или докупают платные наборы к одному, здесь всё закрывает один робот. Второй бюджет на докупки не нужен.</w:t>
+        <w:divId w:val="1186024112"/>
+        <w:rPr>
+          <w:rFonts w:ascii="Segoe UI" w:hAnsi="Segoe UI" w:cs="Segoe UI"/>
+          <w:color w:val="1C1C1C"/>
+        </w:rPr>
+      </w:pPr>
+      <w:r>
+        <w:rPr>
+          <w:rFonts w:ascii="Segoe UI" w:hAnsi="Segoe UI" w:cs="Segoe UI"/>
+          <w:color w:val="1C1C1C"/>
+        </w:rPr>
+        <w:t>Программирование, рисование, геометрия, голос и готовая методика лежат в базовом наборе. Там, где обычно держат неско</w:t>
+      </w:r>
+      <w:r>
+        <w:rPr>
+          <w:rFonts w:ascii="Segoe UI" w:hAnsi="Segoe UI" w:cs="Segoe UI"/>
+          <w:color w:val="1C1C1C"/>
+        </w:rPr>
+        <w:t>лько роботов под разный возраст или докупают платные наборы к одному, здесь всё закрывает один робот. Доплачивать не за что.</w:t>
       </w:r>
     </w:p>
     <w:p>
       <w:pPr>
         <w:pStyle w:val="3"/>
-        <w:divId w:val="1334647809"/>
+        <w:divId w:val="1186024112"/>
         <w:rPr>
           <w:rFonts w:ascii="Segoe UI" w:eastAsia="Times New Roman" w:hAnsi="Segoe UI" w:cs="Segoe UI"/>
         </w:rPr>
@@ -223,31 +223,31 @@
     <w:p>
       <w:pPr>
         <w:pStyle w:val="a7"/>
-        <w:divId w:val="1334647809"/>
-        <w:rPr>
-          <w:rFonts w:ascii="Segoe UI" w:hAnsi="Segoe UI" w:cs="Segoe UI"/>
-          <w:color w:val="1C1C1C"/>
-        </w:rPr>
-      </w:pPr>
-      <w:r>
-        <w:rPr>
-          <w:rFonts w:ascii="Segoe UI" w:hAnsi="Segoe UI" w:cs="Segoe UI"/>
-          <w:color w:val="1C1C1C"/>
-        </w:rPr>
-        <w:t>Робот ездит по любым клетчатым картам и коврикам: готовым или тем, что вы распечатаете либо нарисуете сами. Фирменн</w:t>
-      </w:r>
-      <w:r>
-        <w:rPr>
-          <w:rFonts w:ascii="Segoe UI" w:hAnsi="Segoe UI" w:cs="Segoe UI"/>
-          <w:color w:val="1C1C1C"/>
-        </w:rPr>
-        <w:t>ого покупать ничего не надо. Шаг настраивается под любой размер клетки, по умолчанию 15 см.</w:t>
+        <w:divId w:val="1186024112"/>
+        <w:rPr>
+          <w:rFonts w:ascii="Segoe UI" w:hAnsi="Segoe UI" w:cs="Segoe UI"/>
+          <w:color w:val="1C1C1C"/>
+        </w:rPr>
+      </w:pPr>
+      <w:r>
+        <w:rPr>
+          <w:rFonts w:ascii="Segoe UI" w:hAnsi="Segoe UI" w:cs="Segoe UI"/>
+          <w:color w:val="1C1C1C"/>
+        </w:rPr>
+        <w:t>Робот ездит по любым клетчатым картам и коврикам: готовым или тем, что вы распечатаете либо нарисует</w:t>
+      </w:r>
+      <w:r>
+        <w:rPr>
+          <w:rFonts w:ascii="Segoe UI" w:hAnsi="Segoe UI" w:cs="Segoe UI"/>
+          <w:color w:val="1C1C1C"/>
+        </w:rPr>
+        <w:t>е сами. Фирменного покупать ничего не надо. Шаг настраивается под любой размер клетки, по умолчанию 15 см.</w:t>
       </w:r>
     </w:p>
     <w:p>
       <w:pPr>
         <w:pStyle w:val="note"/>
-        <w:divId w:val="1334647809"/>
+        <w:divId w:val="1186024112"/>
         <w:rPr>
           <w:rFonts w:ascii="Segoe UI" w:hAnsi="Segoe UI" w:cs="Segoe UI"/>
         </w:rPr>
@@ -265,7 +265,7 @@
     <w:p>
       <w:pPr>
         <w:pStyle w:val="3"/>
-        <w:divId w:val="1334647809"/>
+        <w:divId w:val="1186024112"/>
         <w:rPr>
           <w:rFonts w:ascii="Segoe UI" w:eastAsia="Times New Roman" w:hAnsi="Segoe UI" w:cs="Segoe UI"/>
         </w:rPr>
@@ -280,38 +280,38 @@
     <w:p>
       <w:pPr>
         <w:pStyle w:val="a7"/>
-        <w:divId w:val="1334647809"/>
-        <w:rPr>
-          <w:rFonts w:ascii="Segoe UI" w:hAnsi="Segoe UI" w:cs="Segoe UI"/>
-          <w:color w:val="1C1C1C"/>
-        </w:rPr>
-      </w:pPr>
-      <w:r>
-        <w:rPr>
-          <w:rFonts w:ascii="Segoe UI" w:hAnsi="Segoe UI" w:cs="Segoe UI"/>
-          <w:color w:val="1C1C1C"/>
-        </w:rPr>
-        <w:t xml:space="preserve">Готовый курс ведёт от первой программы через функции, циклы, </w:t>
-      </w:r>
-      <w:r>
-        <w:rPr>
-          <w:rFonts w:ascii="Segoe UI" w:hAnsi="Segoe UI" w:cs="Segoe UI"/>
-          <w:color w:val="1C1C1C"/>
-        </w:rPr>
-        <w:t>расстояния и углы к арифметике. Отдельно для младших 4-8 лет есть вводный курс из 12 занятий. Всё открыто в документации, можно посмотреть до заказа. Один комплект на группу из 2-4 детей: робот, деревянный пульт и картонные фишки команд. Программу дети соб</w:t>
-      </w:r>
-      <w:r>
-        <w:rPr>
-          <w:rFonts w:ascii="Segoe UI" w:hAnsi="Segoe UI" w:cs="Segoe UI"/>
-          <w:color w:val="1C1C1C"/>
-        </w:rPr>
-        <w:t>ирают руками прямо на пульте.</w:t>
+        <w:divId w:val="1186024112"/>
+        <w:rPr>
+          <w:rFonts w:ascii="Segoe UI" w:hAnsi="Segoe UI" w:cs="Segoe UI"/>
+          <w:color w:val="1C1C1C"/>
+        </w:rPr>
+      </w:pPr>
+      <w:r>
+        <w:rPr>
+          <w:rFonts w:ascii="Segoe UI" w:hAnsi="Segoe UI" w:cs="Segoe UI"/>
+          <w:color w:val="1C1C1C"/>
+        </w:rPr>
+        <w:t>Готовый курс ведёт от первой программы через ф</w:t>
+      </w:r>
+      <w:r>
+        <w:rPr>
+          <w:rFonts w:ascii="Segoe UI" w:hAnsi="Segoe UI" w:cs="Segoe UI"/>
+          <w:color w:val="1C1C1C"/>
+        </w:rPr>
+        <w:t>ункции, циклы, расстояния и углы к арифметике. Отдельно для младших 4-8 лет есть вводный курс из 12 занятий. Всё открыто в документации, можно посмотреть до заказа. Один комплект на группу из 2-4 детей: робот, деревянный пульт и картонные фишки команд. Про</w:t>
+      </w:r>
+      <w:r>
+        <w:rPr>
+          <w:rFonts w:ascii="Segoe UI" w:hAnsi="Segoe UI" w:cs="Segoe UI"/>
+          <w:color w:val="1C1C1C"/>
+        </w:rPr>
+        <w:t>грамму дети собирают руками прямо на пульте.</w:t>
       </w:r>
     </w:p>
     <w:p>
       <w:pPr>
         <w:pStyle w:val="3"/>
-        <w:divId w:val="1334647809"/>
+        <w:divId w:val="1186024112"/>
         <w:rPr>
           <w:rFonts w:ascii="Segoe UI" w:eastAsia="Times New Roman" w:hAnsi="Segoe UI" w:cs="Segoe UI"/>
         </w:rPr>
@@ -326,31 +326,31 @@
     <w:p>
       <w:pPr>
         <w:pStyle w:val="a7"/>
-        <w:divId w:val="1334647809"/>
-        <w:rPr>
-          <w:rFonts w:ascii="Segoe UI" w:hAnsi="Segoe UI" w:cs="Segoe UI"/>
-          <w:color w:val="1C1C1C"/>
-        </w:rPr>
-      </w:pPr>
-      <w:r>
-        <w:rPr>
-          <w:rFonts w:ascii="Segoe UI" w:hAnsi="Segoe UI" w:cs="Segoe UI"/>
-          <w:color w:val="1C1C1C"/>
-        </w:rPr>
-        <w:t>Программа остаётся на пульте, у ребёнка перед глазами. Если робот поехал не туда или линия вышла кривой, ребёнок сам находит неверный шаг, меняет часть программы и пробует снова. С фломастером это ещ</w:t>
-      </w:r>
-      <w:r>
-        <w:rPr>
-          <w:rFonts w:ascii="Segoe UI" w:hAnsi="Segoe UI" w:cs="Segoe UI"/>
-          <w:color w:val="1C1C1C"/>
-        </w:rPr>
-        <w:t>ё нагляднее: ошибку сразу видно на бумаге.</w:t>
+        <w:divId w:val="1186024112"/>
+        <w:rPr>
+          <w:rFonts w:ascii="Segoe UI" w:hAnsi="Segoe UI" w:cs="Segoe UI"/>
+          <w:color w:val="1C1C1C"/>
+        </w:rPr>
+      </w:pPr>
+      <w:r>
+        <w:rPr>
+          <w:rFonts w:ascii="Segoe UI" w:hAnsi="Segoe UI" w:cs="Segoe UI"/>
+          <w:color w:val="1C1C1C"/>
+        </w:rPr>
+        <w:t>Программа остаётся на пульте, у ребёнка перед глазами. Если робот поехал не туда или линия вышла кривой, ребёнок сам находит неверный шаг, меняет часть программы и пробует снова. С фло</w:t>
+      </w:r>
+      <w:r>
+        <w:rPr>
+          <w:rFonts w:ascii="Segoe UI" w:hAnsi="Segoe UI" w:cs="Segoe UI"/>
+          <w:color w:val="1C1C1C"/>
+        </w:rPr>
+        <w:t>мастером это ещё нагляднее: ошибку сразу видно на бумаге.</w:t>
       </w:r>
     </w:p>
     <w:p>
       <w:pPr>
         <w:pStyle w:val="3"/>
-        <w:divId w:val="1334647809"/>
+        <w:divId w:val="1186024112"/>
         <w:rPr>
           <w:rFonts w:ascii="Segoe UI" w:eastAsia="Times New Roman" w:hAnsi="Segoe UI" w:cs="Segoe UI"/>
         </w:rPr>
@@ -365,70 +365,70 @@
     <w:p>
       <w:pPr>
         <w:pStyle w:val="a7"/>
-        <w:divId w:val="1334647809"/>
-        <w:rPr>
-          <w:rFonts w:ascii="Segoe UI" w:hAnsi="Segoe UI" w:cs="Segoe UI"/>
-          <w:color w:val="1C1C1C"/>
-        </w:rPr>
-      </w:pPr>
-      <w:r>
-        <w:rPr>
-          <w:rFonts w:ascii="Segoe UI" w:hAnsi="Segoe UI" w:cs="Segoe UI"/>
-          <w:color w:val="1C1C1C"/>
-        </w:rPr>
-        <w:t>Робот проговаривает каждый шаг и каждую команду голосом, на выбранном вами языке. Озвучка доступна более чем на 17 языках. Заезжает на карточку со словом и произносит его. Всего около 90 слов</w:t>
-      </w:r>
-      <w:r>
-        <w:rPr>
-          <w:rFonts w:ascii="Segoe UI" w:hAnsi="Segoe UI" w:cs="Segoe UI"/>
-          <w:color w:val="1C1C1C"/>
-        </w:rPr>
-        <w:t>: дом, лес, кино. Называет буквы алфавита, проигрывает ноты и озвучивает арифметику. Тот же робот, что учит программировать и считать, попутно знакомит с речью и музыкой.</w:t>
+        <w:divId w:val="1186024112"/>
+        <w:rPr>
+          <w:rFonts w:ascii="Segoe UI" w:hAnsi="Segoe UI" w:cs="Segoe UI"/>
+          <w:color w:val="1C1C1C"/>
+        </w:rPr>
+      </w:pPr>
+      <w:r>
+        <w:rPr>
+          <w:rFonts w:ascii="Segoe UI" w:hAnsi="Segoe UI" w:cs="Segoe UI"/>
+          <w:color w:val="1C1C1C"/>
+        </w:rPr>
+        <w:t>Робот проговаривает каждый шаг и каждую команду голосом, на выбранном вами языке. Озвучка доступна более чем на 17 языках. Заезжает на карточку со словом и произносит его. Всег</w:t>
+      </w:r>
+      <w:r>
+        <w:rPr>
+          <w:rFonts w:ascii="Segoe UI" w:hAnsi="Segoe UI" w:cs="Segoe UI"/>
+          <w:color w:val="1C1C1C"/>
+        </w:rPr>
+        <w:t>о около 90 слов: дом, лес, кино. Называет буквы алфавита, проигрывает ноты и озвучивает арифметику. Тот же робот, что учит программировать и считать, попутно знакомит с речью и музыкой.</w:t>
       </w:r>
     </w:p>
     <w:p>
       <w:pPr>
         <w:pStyle w:val="3"/>
-        <w:divId w:val="1334647809"/>
-        <w:rPr>
-          <w:rFonts w:ascii="Segoe UI" w:eastAsia="Times New Roman" w:hAnsi="Segoe UI" w:cs="Segoe UI"/>
-        </w:rPr>
-      </w:pPr>
-      <w:r>
-        <w:rPr>
-          <w:rFonts w:ascii="Segoe UI" w:eastAsia="Times New Roman" w:hAnsi="Segoe UI" w:cs="Segoe UI"/>
-        </w:rPr>
-        <w:t>От 4 до 10 лет, один робот</w:t>
-      </w:r>
-    </w:p>
-    <w:p>
-      <w:pPr>
-        <w:pStyle w:val="a7"/>
-        <w:divId w:val="1334647809"/>
-        <w:rPr>
-          <w:rFonts w:ascii="Segoe UI" w:hAnsi="Segoe UI" w:cs="Segoe UI"/>
-          <w:color w:val="1C1C1C"/>
-        </w:rPr>
-      </w:pPr>
-      <w:r>
-        <w:rPr>
-          <w:rFonts w:ascii="Segoe UI" w:hAnsi="Segoe UI" w:cs="Segoe UI"/>
-          <w:color w:val="1C1C1C"/>
-        </w:rPr>
-        <w:t>4-7 лет (младшие классы начальной школы): перемещения и по</w:t>
-      </w:r>
-      <w:r>
-        <w:rPr>
-          <w:rFonts w:ascii="Segoe UI" w:hAnsi="Segoe UI" w:cs="Segoe UI"/>
-          <w:color w:val="1C1C1C"/>
-        </w:rPr>
-        <w:t>вороты, лабиринты, последовательности, циклы.</w:t>
-      </w:r>
-    </w:p>
-    <w:p>
-      <w:pPr>
-        <w:pStyle w:val="a7"/>
-        <w:divId w:val="1334647809"/>
+        <w:divId w:val="1186024112"/>
+        <w:rPr>
+          <w:rFonts w:ascii="Segoe UI" w:eastAsia="Times New Roman" w:hAnsi="Segoe UI" w:cs="Segoe UI"/>
+        </w:rPr>
+      </w:pPr>
+      <w:r>
+        <w:rPr>
+          <w:rFonts w:ascii="Segoe UI" w:eastAsia="Times New Roman" w:hAnsi="Segoe UI" w:cs="Segoe UI"/>
+        </w:rPr>
+        <w:t>От 4 до 10+, один робот</w:t>
+      </w:r>
+    </w:p>
+    <w:p>
+      <w:pPr>
+        <w:pStyle w:val="a7"/>
+        <w:divId w:val="1186024112"/>
+        <w:rPr>
+          <w:rFonts w:ascii="Segoe UI" w:hAnsi="Segoe UI" w:cs="Segoe UI"/>
+          <w:color w:val="1C1C1C"/>
+        </w:rPr>
+      </w:pPr>
+      <w:r>
+        <w:rPr>
+          <w:rFonts w:ascii="Segoe UI" w:hAnsi="Segoe UI" w:cs="Segoe UI"/>
+          <w:color w:val="1C1C1C"/>
+        </w:rPr>
+        <w:t>4-7 лет (младшие классы начальной школы): пере</w:t>
+      </w:r>
+      <w:r>
+        <w:rPr>
+          <w:rFonts w:ascii="Segoe UI" w:hAnsi="Segoe UI" w:cs="Segoe UI"/>
+          <w:color w:val="1C1C1C"/>
+        </w:rPr>
+        <w:t>мещения и повороты, лабиринты, последовательности, циклы.</w:t>
+      </w:r>
+    </w:p>
+    <w:p>
+      <w:pPr>
+        <w:pStyle w:val="a7"/>
+        <w:divId w:val="1186024112"/>
         <w:rPr>
           <w:rFonts w:ascii="Segoe UI" w:hAnsi="Segoe UI" w:cs="Segoe UI"/>
           <w:color w:val="1C1C1C"/>
@@ -444,8 +444,25 @@
     </w:p>
     <w:p>
       <w:pPr>
+        <w:pStyle w:val="a7"/>
+        <w:divId w:val="1186024112"/>
+        <w:rPr>
+          <w:rFonts w:ascii="Segoe UI" w:hAnsi="Segoe UI" w:cs="Segoe UI"/>
+          <w:color w:val="1C1C1C"/>
+        </w:rPr>
+      </w:pPr>
+      <w:r>
+        <w:rPr>
+          <w:rFonts w:ascii="Segoe UI" w:hAnsi="Segoe UI" w:cs="Segoe UI"/>
+          <w:color w:val="1C1C1C"/>
+        </w:rPr>
+        <w:t>10+: тот же робот программируется из Scratch.</w:t>
+      </w:r>
+    </w:p>
+    <w:p>
+      <w:pPr>
         <w:pStyle w:val="3"/>
-        <w:divId w:val="1334647809"/>
+        <w:divId w:val="1186024112"/>
         <w:rPr>
           <w:rFonts w:ascii="Segoe UI" w:eastAsia="Times New Roman" w:hAnsi="Segoe UI" w:cs="Segoe UI"/>
         </w:rPr>
@@ -460,31 +477,31 @@
     <w:p>
       <w:pPr>
         <w:pStyle w:val="a7"/>
-        <w:divId w:val="1334647809"/>
-        <w:rPr>
-          <w:rFonts w:ascii="Segoe UI" w:hAnsi="Segoe UI" w:cs="Segoe UI"/>
-          <w:color w:val="1C1C1C"/>
-        </w:rPr>
-      </w:pPr>
-      <w:r>
-        <w:rPr>
-          <w:rFonts w:ascii="Segoe UI" w:hAnsi="Segoe UI" w:cs="Segoe UI"/>
-          <w:color w:val="1C1C1C"/>
-        </w:rPr>
-        <w:t>Terra Numerica, французский центр научной медиации (Sophia Antipolis; прое</w:t>
-      </w:r>
-      <w:r>
-        <w:rPr>
-          <w:rFonts w:ascii="Segoe UI" w:hAnsi="Segoe UI" w:cs="Segoe UI"/>
-          <w:color w:val="1C1C1C"/>
-        </w:rPr>
-        <w:t>кт CNRS, Inria и Université Côte d'Azur), уже использует PrimaSTEM на своих занятиях.</w:t>
-      </w:r>
-    </w:p>
-    <w:p>
-      <w:pPr>
-        <w:pStyle w:val="a7"/>
-        <w:divId w:val="1334647809"/>
+        <w:divId w:val="1186024112"/>
+        <w:rPr>
+          <w:rFonts w:ascii="Segoe UI" w:hAnsi="Segoe UI" w:cs="Segoe UI"/>
+          <w:color w:val="1C1C1C"/>
+        </w:rPr>
+      </w:pPr>
+      <w:r>
+        <w:rPr>
+          <w:rFonts w:ascii="Segoe UI" w:hAnsi="Segoe UI" w:cs="Segoe UI"/>
+          <w:color w:val="1C1C1C"/>
+        </w:rPr>
+        <w:t xml:space="preserve">Terra Numerica, </w:t>
+      </w:r>
+      <w:r>
+        <w:rPr>
+          <w:rFonts w:ascii="Segoe UI" w:hAnsi="Segoe UI" w:cs="Segoe UI"/>
+          <w:color w:val="1C1C1C"/>
+        </w:rPr>
+        <w:t>французский центр научной медиации (Sophia Antipolis; проект CNRS, Inria и Université Côte d'Azur), уже использует PrimaSTEM на своих занятиях.</w:t>
+      </w:r>
+    </w:p>
+    <w:p>
+      <w:pPr>
+        <w:pStyle w:val="a7"/>
+        <w:divId w:val="1186024112"/>
         <w:rPr>
           <w:rFonts w:ascii="Segoe UI" w:hAnsi="Segoe UI" w:cs="Segoe UI"/>
           <w:color w:val="1C1C1C"/>
@@ -500,32 +517,8 @@
     </w:p>
     <w:p>
       <w:pPr>
-        <w:pStyle w:val="a7"/>
-        <w:divId w:val="1334647809"/>
-        <w:rPr>
-          <w:rFonts w:ascii="Segoe UI" w:hAnsi="Segoe UI" w:cs="Segoe UI"/>
-          <w:color w:val="1C1C1C"/>
-        </w:rPr>
-      </w:pPr>
-      <w:r>
-        <w:rPr>
-          <w:rFonts w:ascii="Segoe UI" w:hAnsi="Segoe UI" w:cs="Segoe UI"/>
-          <w:color w:val="1C1C1C"/>
-        </w:rPr>
-        <w:t>Рекомендованная цена для Франции: 297 € HT. В неё уже входят математика, геометрия, рисование, голос и мето</w:t>
-      </w:r>
-      <w:r>
-        <w:rPr>
-          <w:rFonts w:ascii="Segoe UI" w:hAnsi="Segoe UI" w:cs="Segoe UI"/>
-          <w:color w:val="1C1C1C"/>
-        </w:rPr>
-        <w:t>дика, без отдельных доплат. Одной покупки хватает на все годы с 4 до 10.</w:t>
-      </w:r>
-    </w:p>
-    <w:p>
-      <w:pPr>
         <w:pStyle w:val="note"/>
-        <w:divId w:val="1334647809"/>
+        <w:divId w:val="1186024112"/>
         <w:rPr>
           <w:rFonts w:ascii="Segoe UI" w:hAnsi="Segoe UI" w:cs="Segoe UI"/>
         </w:rPr>
@@ -537,30 +530,37 @@
           <w:i/>
           <w:iCs/>
         </w:rPr>
-        <w:t>Финальную цену проставляет дистрибьютор.</w:t>
-      </w:r>
-    </w:p>
-    <w:p>
-      <w:pPr>
-        <w:pStyle w:val="a7"/>
-        <w:divId w:val="1334647809"/>
-        <w:rPr>
-          <w:rFonts w:ascii="Segoe UI" w:hAnsi="Segoe UI" w:cs="Segoe UI"/>
-          <w:color w:val="1C1C1C"/>
-        </w:rPr>
-      </w:pPr>
-      <w:r>
-        <w:rPr>
-          <w:rFonts w:ascii="Segoe UI" w:hAnsi="Segoe UI" w:cs="Segoe UI"/>
-          <w:color w:val="1C1C1C"/>
-        </w:rPr>
-        <w:t>Попробуйте робота до покупки. Он работает прямо в браузере. Откройте ссылку или наведите камеру на QR-код:</w:t>
-      </w:r>
-    </w:p>
-    <w:p>
-      <w:pPr>
-        <w:pStyle w:val="a7"/>
-        <w:divId w:val="1334647809"/>
+        <w:t>Цену устанавливает дистрибьютор.</w:t>
+      </w:r>
+    </w:p>
+    <w:p>
+      <w:pPr>
+        <w:pStyle w:val="a7"/>
+        <w:divId w:val="1186024112"/>
+        <w:rPr>
+          <w:rFonts w:ascii="Segoe UI" w:hAnsi="Segoe UI" w:cs="Segoe UI"/>
+          <w:color w:val="1C1C1C"/>
+        </w:rPr>
+      </w:pPr>
+      <w:r>
+        <w:rPr>
+          <w:rFonts w:ascii="Segoe UI" w:hAnsi="Segoe UI" w:cs="Segoe UI"/>
+          <w:color w:val="1C1C1C"/>
+        </w:rPr>
+        <w:t>Попробуйте робот</w:t>
+      </w:r>
+      <w:r>
+        <w:rPr>
+          <w:rFonts w:ascii="Segoe UI" w:hAnsi="Segoe UI" w:cs="Segoe UI"/>
+          <w:color w:val="1C1C1C"/>
+        </w:rPr>
+        <w:t>а до покупки. Он работает прямо в браузере. Откройте ссылку или наведите камеру на QR-код:</w:t>
+      </w:r>
+    </w:p>
+    <w:p>
+      <w:pPr>
+        <w:pStyle w:val="a7"/>
+        <w:divId w:val="1186024112"/>
         <w:rPr>
           <w:rFonts w:ascii="Segoe UI" w:hAnsi="Segoe UI" w:cs="Segoe UI"/>
           <w:color w:val="1C1C1C"/>
@@ -577,7 +577,7 @@
     <w:p>
       <w:pPr>
         <w:pStyle w:val="note"/>
-        <w:divId w:val="1334647809"/>
+        <w:divId w:val="1186024112"/>
         <w:rPr>
           <w:rFonts w:ascii="Segoe UI" w:hAnsi="Segoe UI" w:cs="Segoe UI"/>
         </w:rPr>
@@ -595,7 +595,7 @@
     <w:p>
       <w:pPr>
         <w:pStyle w:val="note"/>
-        <w:divId w:val="1334647809"/>
+        <w:divId w:val="1186024112"/>
         <w:rPr>
           <w:rFonts w:ascii="Segoe UI" w:hAnsi="Segoe UI" w:cs="Segoe UI"/>
         </w:rPr>
@@ -613,7 +613,7 @@
     <w:p>
       <w:pPr>
         <w:pStyle w:val="a7"/>
-        <w:divId w:val="1334647809"/>
+        <w:divId w:val="1186024112"/>
         <w:rPr>
           <w:rFonts w:ascii="Segoe UI" w:hAnsi="Segoe UI" w:cs="Segoe UI"/>
           <w:color w:val="1C1C1C"/>
@@ -630,38 +630,38 @@
     <w:p>
       <w:pPr>
         <w:pStyle w:val="a7"/>
-        <w:divId w:val="1334647809"/>
-        <w:rPr>
-          <w:rFonts w:ascii="Segoe UI" w:hAnsi="Segoe UI" w:cs="Segoe UI"/>
-          <w:color w:val="1C1C1C"/>
-        </w:rPr>
-      </w:pPr>
-      <w:r>
-        <w:rPr>
-          <w:rFonts w:ascii="Segoe UI" w:hAnsi="Segoe UI" w:cs="Segoe UI"/>
-          <w:color w:val="1C1C1C"/>
-        </w:rPr>
-        <w:t>Характеристики. Ро</w:t>
-      </w:r>
-      <w:r>
-        <w:rPr>
-          <w:rFonts w:ascii="Segoe UI" w:hAnsi="Segoe UI" w:cs="Segoe UI"/>
-          <w:color w:val="1C1C1C"/>
-        </w:rPr>
-        <w:t>бот и пульт из дерева, фишки картонные. Робот 125 мм в диаметре, 44 мм в высоту, 220 г. Пульт 317 x 217 x 62 мм, 680 г. Фишки 33 x 33 мм, NFC. 11 двойных слотов. Шаг по умолчанию 15 см, настраивается под любой размер. Повороты от 1 до 360 градусов. Bluetoo</w:t>
-      </w:r>
-      <w:r>
-        <w:rPr>
-          <w:rFonts w:ascii="Segoe UI" w:hAnsi="Segoe UI" w:cs="Segoe UI"/>
-          <w:color w:val="1C1C1C"/>
-        </w:rPr>
-        <w:t>th около 5 м. Аккумулятор Li-Ion, зарядка USB-C, около 1,5 часа. Возраст 4-10 лет. Сделано в Каннах, Франция. Сертификаты CE и UKCA.</w:t>
-      </w:r>
-    </w:p>
-    <w:p>
-      <w:pPr>
-        <w:pStyle w:val="a7"/>
-        <w:divId w:val="1334647809"/>
+        <w:divId w:val="1186024112"/>
+        <w:rPr>
+          <w:rFonts w:ascii="Segoe UI" w:hAnsi="Segoe UI" w:cs="Segoe UI"/>
+          <w:color w:val="1C1C1C"/>
+        </w:rPr>
+      </w:pPr>
+      <w:r>
+        <w:rPr>
+          <w:rFonts w:ascii="Segoe UI" w:hAnsi="Segoe UI" w:cs="Segoe UI"/>
+          <w:color w:val="1C1C1C"/>
+        </w:rPr>
+        <w:t>Характеристики. Робот и пульт из дерева, фишки картонные. Робот 125 мм в ди</w:t>
+      </w:r>
+      <w:r>
+        <w:rPr>
+          <w:rFonts w:ascii="Segoe UI" w:hAnsi="Segoe UI" w:cs="Segoe UI"/>
+          <w:color w:val="1C1C1C"/>
+        </w:rPr>
+        <w:t>аметре, 44 мм в высоту, 220 г. Пульт 317 x 217 x 62 мм, 680 г. Фишки 33 x 33 мм, NFC. 11 двойных слотов. Шаг по умолчанию 15 см, настраивается под любой размер. Повороты от 1 до 360 градусов. Bluetooth около 5 м. Аккумулятор Li-Ion, зарядка USB-C, около 1,</w:t>
+      </w:r>
+      <w:r>
+        <w:rPr>
+          <w:rFonts w:ascii="Segoe UI" w:hAnsi="Segoe UI" w:cs="Segoe UI"/>
+          <w:color w:val="1C1C1C"/>
+        </w:rPr>
+        <w:t>5 часа. Возраст 4-10 лет. Сделано в Каннах, Франция. Сертификаты CE и UKCA.</w:t>
+      </w:r>
+    </w:p>
+    <w:p>
+      <w:pPr>
+        <w:pStyle w:val="a7"/>
+        <w:divId w:val="1186024112"/>
         <w:rPr>
           <w:rFonts w:ascii="Segoe UI" w:hAnsi="Segoe UI" w:cs="Segoe UI"/>
           <w:color w:val="1C1C1C"/>
@@ -678,7 +678,7 @@
     <w:p>
       <w:pPr>
         <w:pStyle w:val="note"/>
-        <w:divId w:val="1334647809"/>
+        <w:divId w:val="1186024112"/>
         <w:rPr>
           <w:rFonts w:ascii="Segoe UI" w:hAnsi="Segoe UI" w:cs="Segoe UI"/>
         </w:rPr>
@@ -690,8 +690,17 @@
           <w:i/>
           <w:iCs/>
         </w:rPr>
-        <w:t>Артикул и цену прост</w:t>
-      </w:r>
+        <w:t>Артикул и цену проставляет дистрибьютор.</w:t>
+      </w:r>
+    </w:p>
+    <w:p>
+      <w:pPr>
+        <w:pStyle w:val="note"/>
+        <w:divId w:val="1186024112"/>
+        <w:rPr>
+          <w:rFonts w:ascii="Segoe UI" w:hAnsi="Segoe UI" w:cs="Segoe UI"/>
+        </w:rPr>
+      </w:pPr>
       <w:r>
         <w:rPr>
           <w:rStyle w:val="a5"/>
@@ -699,17 +708,8 @@
           <w:i/>
           <w:iCs/>
         </w:rPr>
-        <w:t>авляет дистрибьютор.</w:t>
-      </w:r>
-    </w:p>
-    <w:p>
-      <w:pPr>
-        <w:pStyle w:val="note"/>
-        <w:divId w:val="1334647809"/>
-        <w:rPr>
-          <w:rFonts w:ascii="Segoe UI" w:hAnsi="Segoe UI" w:cs="Segoe UI"/>
-        </w:rPr>
-      </w:pPr>
+        <w:t>[доп. фото в assets/photos: 03-kit-c</w:t>
+      </w:r>
       <w:r>
         <w:rPr>
           <w:rStyle w:val="a5"/>
@@ -717,7 +717,7 @@
           <w:i/>
           <w:iCs/>
         </w:rPr>
-        <w:t>[доп. фото в assets/photos: 03-kit-complet, 04-console-de-commande, 05-robot-et-console, 06-robot-vue-dessus]</w:t>
+        <w:t>omplet, 04-console-de-commande, 05-robot-et-console, 06-robot-vue-dessus]</w:t>
       </w:r>
     </w:p>
     <w:sectPr>

--- a/ru/catalogue.docx
+++ b/ru/catalogue.docx
@@ -5,7 +5,7 @@
     <w:p>
       <w:pPr>
         <w:pStyle w:val="note"/>
-        <w:divId w:val="1186024112"/>
+        <w:divId w:val="1943953455"/>
         <w:rPr>
           <w:rFonts w:ascii="Segoe UI" w:hAnsi="Segoe UI" w:cs="Segoe UI"/>
         </w:rPr>
@@ -23,7 +23,7 @@
     <w:p>
       <w:pPr>
         <w:pStyle w:val="note"/>
-        <w:divId w:val="1186024112"/>
+        <w:divId w:val="1943953455"/>
         <w:rPr>
           <w:rFonts w:ascii="Segoe UI" w:hAnsi="Segoe UI" w:cs="Segoe UI"/>
         </w:rPr>
@@ -41,7 +41,7 @@
     <w:p>
       <w:pPr>
         <w:pStyle w:val="1"/>
-        <w:divId w:val="1186024112"/>
+        <w:divId w:val="1943953455"/>
         <w:rPr>
           <w:rFonts w:ascii="Segoe UI" w:eastAsia="Times New Roman" w:hAnsi="Segoe UI" w:cs="Segoe UI"/>
         </w:rPr>
@@ -56,7 +56,7 @@
     <w:p>
       <w:pPr>
         <w:pStyle w:val="2"/>
-        <w:divId w:val="1186024112"/>
+        <w:divId w:val="1943953455"/>
         <w:rPr>
           <w:rFonts w:ascii="Segoe UI" w:eastAsia="Times New Roman" w:hAnsi="Segoe UI" w:cs="Segoe UI"/>
         </w:rPr>
@@ -71,7 +71,7 @@
     <w:p>
       <w:pPr>
         <w:pStyle w:val="note"/>
-        <w:divId w:val="1186024112"/>
+        <w:divId w:val="1943953455"/>
         <w:rPr>
           <w:rFonts w:ascii="Segoe UI" w:hAnsi="Segoe UI" w:cs="Segoe UI"/>
         </w:rPr>
@@ -89,7 +89,7 @@
     <w:p>
       <w:pPr>
         <w:pStyle w:val="a7"/>
-        <w:divId w:val="1186024112"/>
+        <w:divId w:val="1943953455"/>
         <w:rPr>
           <w:rFonts w:ascii="Segoe UI" w:hAnsi="Segoe UI" w:cs="Segoe UI"/>
           <w:color w:val="1C1C1C"/>
@@ -106,7 +106,7 @@
     <w:p>
       <w:pPr>
         <w:pStyle w:val="a7"/>
-        <w:divId w:val="1186024112"/>
+        <w:divId w:val="1943953455"/>
         <w:rPr>
           <w:rFonts w:ascii="Segoe UI" w:hAnsi="Segoe UI" w:cs="Segoe UI"/>
           <w:color w:val="1C1C1C"/>
@@ -130,7 +130,7 @@
     <w:p>
       <w:pPr>
         <w:pStyle w:val="3"/>
-        <w:divId w:val="1186024112"/>
+        <w:divId w:val="1943953455"/>
         <w:rPr>
           <w:rFonts w:ascii="Segoe UI" w:eastAsia="Times New Roman" w:hAnsi="Segoe UI" w:cs="Segoe UI"/>
         </w:rPr>
@@ -145,7 +145,7 @@
     <w:p>
       <w:pPr>
         <w:pStyle w:val="a7"/>
-        <w:divId w:val="1186024112"/>
+        <w:divId w:val="1943953455"/>
         <w:rPr>
           <w:rFonts w:ascii="Segoe UI" w:hAnsi="Segoe UI" w:cs="Segoe UI"/>
           <w:color w:val="1C1C1C"/>
@@ -169,7 +169,7 @@
     <w:p>
       <w:pPr>
         <w:pStyle w:val="3"/>
-        <w:divId w:val="1186024112"/>
+        <w:divId w:val="1943953455"/>
         <w:rPr>
           <w:rFonts w:ascii="Segoe UI" w:eastAsia="Times New Roman" w:hAnsi="Segoe UI" w:cs="Segoe UI"/>
         </w:rPr>
@@ -184,7 +184,7 @@
     <w:p>
       <w:pPr>
         <w:pStyle w:val="a7"/>
-        <w:divId w:val="1186024112"/>
+        <w:divId w:val="1943953455"/>
         <w:rPr>
           <w:rFonts w:ascii="Segoe UI" w:hAnsi="Segoe UI" w:cs="Segoe UI"/>
           <w:color w:val="1C1C1C"/>
@@ -208,7 +208,7 @@
     <w:p>
       <w:pPr>
         <w:pStyle w:val="3"/>
-        <w:divId w:val="1186024112"/>
+        <w:divId w:val="1943953455"/>
         <w:rPr>
           <w:rFonts w:ascii="Segoe UI" w:eastAsia="Times New Roman" w:hAnsi="Segoe UI" w:cs="Segoe UI"/>
         </w:rPr>
@@ -223,7 +223,7 @@
     <w:p>
       <w:pPr>
         <w:pStyle w:val="a7"/>
-        <w:divId w:val="1186024112"/>
+        <w:divId w:val="1943953455"/>
         <w:rPr>
           <w:rFonts w:ascii="Segoe UI" w:hAnsi="Segoe UI" w:cs="Segoe UI"/>
           <w:color w:val="1C1C1C"/>
@@ -247,7 +247,7 @@
     <w:p>
       <w:pPr>
         <w:pStyle w:val="note"/>
-        <w:divId w:val="1186024112"/>
+        <w:divId w:val="1943953455"/>
         <w:rPr>
           <w:rFonts w:ascii="Segoe UI" w:hAnsi="Segoe UI" w:cs="Segoe UI"/>
         </w:rPr>
@@ -265,7 +265,7 @@
     <w:p>
       <w:pPr>
         <w:pStyle w:val="3"/>
-        <w:divId w:val="1186024112"/>
+        <w:divId w:val="1943953455"/>
         <w:rPr>
           <w:rFonts w:ascii="Segoe UI" w:eastAsia="Times New Roman" w:hAnsi="Segoe UI" w:cs="Segoe UI"/>
         </w:rPr>
@@ -280,7 +280,7 @@
     <w:p>
       <w:pPr>
         <w:pStyle w:val="a7"/>
-        <w:divId w:val="1186024112"/>
+        <w:divId w:val="1943953455"/>
         <w:rPr>
           <w:rFonts w:ascii="Segoe UI" w:hAnsi="Segoe UI" w:cs="Segoe UI"/>
           <w:color w:val="1C1C1C"/>
@@ -311,7 +311,7 @@
     <w:p>
       <w:pPr>
         <w:pStyle w:val="3"/>
-        <w:divId w:val="1186024112"/>
+        <w:divId w:val="1943953455"/>
         <w:rPr>
           <w:rFonts w:ascii="Segoe UI" w:eastAsia="Times New Roman" w:hAnsi="Segoe UI" w:cs="Segoe UI"/>
         </w:rPr>
@@ -326,7 +326,7 @@
     <w:p>
       <w:pPr>
         <w:pStyle w:val="a7"/>
-        <w:divId w:val="1186024112"/>
+        <w:divId w:val="1943953455"/>
         <w:rPr>
           <w:rFonts w:ascii="Segoe UI" w:hAnsi="Segoe UI" w:cs="Segoe UI"/>
           <w:color w:val="1C1C1C"/>
@@ -350,7 +350,7 @@
     <w:p>
       <w:pPr>
         <w:pStyle w:val="3"/>
-        <w:divId w:val="1186024112"/>
+        <w:divId w:val="1943953455"/>
         <w:rPr>
           <w:rFonts w:ascii="Segoe UI" w:eastAsia="Times New Roman" w:hAnsi="Segoe UI" w:cs="Segoe UI"/>
         </w:rPr>
@@ -365,7 +365,7 @@
     <w:p>
       <w:pPr>
         <w:pStyle w:val="a7"/>
-        <w:divId w:val="1186024112"/>
+        <w:divId w:val="1943953455"/>
         <w:rPr>
           <w:rFonts w:ascii="Segoe UI" w:hAnsi="Segoe UI" w:cs="Segoe UI"/>
           <w:color w:val="1C1C1C"/>
@@ -389,7 +389,7 @@
     <w:p>
       <w:pPr>
         <w:pStyle w:val="3"/>
-        <w:divId w:val="1186024112"/>
+        <w:divId w:val="1943953455"/>
         <w:rPr>
           <w:rFonts w:ascii="Segoe UI" w:eastAsia="Times New Roman" w:hAnsi="Segoe UI" w:cs="Segoe UI"/>
         </w:rPr>
@@ -404,7 +404,7 @@
     <w:p>
       <w:pPr>
         <w:pStyle w:val="a7"/>
-        <w:divId w:val="1186024112"/>
+        <w:divId w:val="1943953455"/>
         <w:rPr>
           <w:rFonts w:ascii="Segoe UI" w:hAnsi="Segoe UI" w:cs="Segoe UI"/>
           <w:color w:val="1C1C1C"/>
@@ -428,7 +428,7 @@
     <w:p>
       <w:pPr>
         <w:pStyle w:val="a7"/>
-        <w:divId w:val="1186024112"/>
+        <w:divId w:val="1943953455"/>
         <w:rPr>
           <w:rFonts w:ascii="Segoe UI" w:hAnsi="Segoe UI" w:cs="Segoe UI"/>
           <w:color w:val="1C1C1C"/>
@@ -445,7 +445,7 @@
     <w:p>
       <w:pPr>
         <w:pStyle w:val="a7"/>
-        <w:divId w:val="1186024112"/>
+        <w:divId w:val="1943953455"/>
         <w:rPr>
           <w:rFonts w:ascii="Segoe UI" w:hAnsi="Segoe UI" w:cs="Segoe UI"/>
           <w:color w:val="1C1C1C"/>
@@ -462,7 +462,7 @@
     <w:p>
       <w:pPr>
         <w:pStyle w:val="3"/>
-        <w:divId w:val="1186024112"/>
+        <w:divId w:val="1943953455"/>
         <w:rPr>
           <w:rFonts w:ascii="Segoe UI" w:eastAsia="Times New Roman" w:hAnsi="Segoe UI" w:cs="Segoe UI"/>
         </w:rPr>
@@ -477,7 +477,7 @@
     <w:p>
       <w:pPr>
         <w:pStyle w:val="a7"/>
-        <w:divId w:val="1186024112"/>
+        <w:divId w:val="1943953455"/>
         <w:rPr>
           <w:rFonts w:ascii="Segoe UI" w:hAnsi="Segoe UI" w:cs="Segoe UI"/>
           <w:color w:val="1C1C1C"/>
@@ -501,24 +501,24 @@
     <w:p>
       <w:pPr>
         <w:pStyle w:val="a7"/>
-        <w:divId w:val="1186024112"/>
-        <w:rPr>
-          <w:rFonts w:ascii="Segoe UI" w:hAnsi="Segoe UI" w:cs="Segoe UI"/>
-          <w:color w:val="1C1C1C"/>
-        </w:rPr>
-      </w:pPr>
-      <w:r>
-        <w:rPr>
-          <w:rFonts w:ascii="Segoe UI" w:hAnsi="Segoe UI" w:cs="Segoe UI"/>
-          <w:color w:val="1C1C1C"/>
-        </w:rPr>
-        <w:t>Без экрана. Сделано во Франции (Канны), сертификаты CE и UKCA.</w:t>
+        <w:divId w:val="1943953455"/>
+        <w:rPr>
+          <w:rFonts w:ascii="Segoe UI" w:hAnsi="Segoe UI" w:cs="Segoe UI"/>
+          <w:color w:val="1C1C1C"/>
+        </w:rPr>
+      </w:pPr>
+      <w:r>
+        <w:rPr>
+          <w:rFonts w:ascii="Segoe UI" w:hAnsi="Segoe UI" w:cs="Segoe UI"/>
+          <w:color w:val="1C1C1C"/>
+        </w:rPr>
+        <w:t>Без экрана. Сделано во Франции (Канны), сертификат CE.</w:t>
       </w:r>
     </w:p>
     <w:p>
       <w:pPr>
         <w:pStyle w:val="note"/>
-        <w:divId w:val="1186024112"/>
+        <w:divId w:val="1943953455"/>
         <w:rPr>
           <w:rFonts w:ascii="Segoe UI" w:hAnsi="Segoe UI" w:cs="Segoe UI"/>
         </w:rPr>
@@ -536,31 +536,31 @@
     <w:p>
       <w:pPr>
         <w:pStyle w:val="a7"/>
-        <w:divId w:val="1186024112"/>
-        <w:rPr>
-          <w:rFonts w:ascii="Segoe UI" w:hAnsi="Segoe UI" w:cs="Segoe UI"/>
-          <w:color w:val="1C1C1C"/>
-        </w:rPr>
-      </w:pPr>
-      <w:r>
-        <w:rPr>
-          <w:rFonts w:ascii="Segoe UI" w:hAnsi="Segoe UI" w:cs="Segoe UI"/>
-          <w:color w:val="1C1C1C"/>
-        </w:rPr>
-        <w:t>Попробуйте робот</w:t>
-      </w:r>
-      <w:r>
-        <w:rPr>
-          <w:rFonts w:ascii="Segoe UI" w:hAnsi="Segoe UI" w:cs="Segoe UI"/>
-          <w:color w:val="1C1C1C"/>
-        </w:rPr>
-        <w:t>а до покупки. Он работает прямо в браузере. Откройте ссылку или наведите камеру на QR-код:</w:t>
-      </w:r>
-    </w:p>
-    <w:p>
-      <w:pPr>
-        <w:pStyle w:val="a7"/>
-        <w:divId w:val="1186024112"/>
+        <w:divId w:val="1943953455"/>
+        <w:rPr>
+          <w:rFonts w:ascii="Segoe UI" w:hAnsi="Segoe UI" w:cs="Segoe UI"/>
+          <w:color w:val="1C1C1C"/>
+        </w:rPr>
+      </w:pPr>
+      <w:r>
+        <w:rPr>
+          <w:rFonts w:ascii="Segoe UI" w:hAnsi="Segoe UI" w:cs="Segoe UI"/>
+          <w:color w:val="1C1C1C"/>
+        </w:rPr>
+        <w:t>Попробуйте робота до пок</w:t>
+      </w:r>
+      <w:r>
+        <w:rPr>
+          <w:rFonts w:ascii="Segoe UI" w:hAnsi="Segoe UI" w:cs="Segoe UI"/>
+          <w:color w:val="1C1C1C"/>
+        </w:rPr>
+        <w:t>упки. Он работает прямо в браузере. Откройте ссылку или наведите камеру на QR-код:</w:t>
+      </w:r>
+    </w:p>
+    <w:p>
+      <w:pPr>
+        <w:pStyle w:val="a7"/>
+        <w:divId w:val="1943953455"/>
         <w:rPr>
           <w:rFonts w:ascii="Segoe UI" w:hAnsi="Segoe UI" w:cs="Segoe UI"/>
           <w:color w:val="1C1C1C"/>
@@ -577,7 +577,7 @@
     <w:p>
       <w:pPr>
         <w:pStyle w:val="note"/>
-        <w:divId w:val="1186024112"/>
+        <w:divId w:val="1943953455"/>
         <w:rPr>
           <w:rFonts w:ascii="Segoe UI" w:hAnsi="Segoe UI" w:cs="Segoe UI"/>
         </w:rPr>
@@ -595,7 +595,7 @@
     <w:p>
       <w:pPr>
         <w:pStyle w:val="note"/>
-        <w:divId w:val="1186024112"/>
+        <w:divId w:val="1943953455"/>
         <w:rPr>
           <w:rFonts w:ascii="Segoe UI" w:hAnsi="Segoe UI" w:cs="Segoe UI"/>
         </w:rPr>
@@ -613,7 +613,7 @@
     <w:p>
       <w:pPr>
         <w:pStyle w:val="a7"/>
-        <w:divId w:val="1186024112"/>
+        <w:divId w:val="1943953455"/>
         <w:rPr>
           <w:rFonts w:ascii="Segoe UI" w:hAnsi="Segoe UI" w:cs="Segoe UI"/>
           <w:color w:val="1C1C1C"/>
@@ -630,7 +630,7 @@
     <w:p>
       <w:pPr>
         <w:pStyle w:val="a7"/>
-        <w:divId w:val="1186024112"/>
+        <w:divId w:val="1943953455"/>
         <w:rPr>
           <w:rFonts w:ascii="Segoe UI" w:hAnsi="Segoe UI" w:cs="Segoe UI"/>
           <w:color w:val="1C1C1C"/>
@@ -655,13 +655,13 @@
           <w:rFonts w:ascii="Segoe UI" w:hAnsi="Segoe UI" w:cs="Segoe UI"/>
           <w:color w:val="1C1C1C"/>
         </w:rPr>
-        <w:t>5 часа. Возраст 4-10 лет. Сделано в Каннах, Франция. Сертификаты CE и UKCA.</w:t>
-      </w:r>
-    </w:p>
-    <w:p>
-      <w:pPr>
-        <w:pStyle w:val="a7"/>
-        <w:divId w:val="1186024112"/>
+        <w:t>5 часа. Возраст 4-10 лет. Сделано в Каннах, Франция. Сертификат CE.</w:t>
+      </w:r>
+    </w:p>
+    <w:p>
+      <w:pPr>
+        <w:pStyle w:val="a7"/>
+        <w:divId w:val="1943953455"/>
         <w:rPr>
           <w:rFonts w:ascii="Segoe UI" w:hAnsi="Segoe UI" w:cs="Segoe UI"/>
           <w:color w:val="1C1C1C"/>
@@ -678,7 +678,7 @@
     <w:p>
       <w:pPr>
         <w:pStyle w:val="note"/>
-        <w:divId w:val="1186024112"/>
+        <w:divId w:val="1943953455"/>
         <w:rPr>
           <w:rFonts w:ascii="Segoe UI" w:hAnsi="Segoe UI" w:cs="Segoe UI"/>
         </w:rPr>
@@ -696,7 +696,7 @@
     <w:p>
       <w:pPr>
         <w:pStyle w:val="note"/>
-        <w:divId w:val="1186024112"/>
+        <w:divId w:val="1943953455"/>
         <w:rPr>
           <w:rFonts w:ascii="Segoe UI" w:hAnsi="Segoe UI" w:cs="Segoe UI"/>
         </w:rPr>
@@ -708,7 +708,7 @@
           <w:i/>
           <w:iCs/>
         </w:rPr>
-        <w:t>[доп. фото в assets/photos: 03-kit-c</w:t>
+        <w:t xml:space="preserve">[доп. фото в assets/photos: 03-kit-complet, </w:t>
       </w:r>
       <w:r>
         <w:rPr>
@@ -717,7 +717,7 @@
           <w:i/>
           <w:iCs/>
         </w:rPr>
-        <w:t>omplet, 04-console-de-commande, 05-robot-et-console, 06-robot-vue-dessus]</w:t>
+        <w:t>04-console-de-commande, 05-robot-et-console, 06-robot-vue-dessus]</w:t>
       </w:r>
     </w:p>
     <w:sectPr>
@@ -896,7 +896,7 @@
     <w:uiPriority w:val="9"/>
     <w:qFormat/>
     <w:pPr>
-      <w:spacing w:after="48"/>
+      <w:spacing w:after="34"/>
       <w:outlineLvl w:val="0"/>
     </w:pPr>
     <w:rPr>
@@ -915,7 +915,7 @@
     <w:uiPriority w:val="9"/>
     <w:qFormat/>
     <w:pPr>
-      <w:spacing w:after="216"/>
+      <w:spacing w:after="155"/>
       <w:outlineLvl w:val="1"/>
     </w:pPr>
     <w:rPr>
@@ -934,9 +934,9 @@
     <w:qFormat/>
     <w:pPr>
       <w:pBdr>
-        <w:top w:val="single" w:sz="4" w:space="8" w:color="E6E6E6"/>
+        <w:top w:val="single" w:sz="4" w:space="6" w:color="E6E6E6"/>
       </w:pBdr>
-      <w:spacing w:before="264" w:after="72"/>
+      <w:spacing w:before="190" w:after="52"/>
       <w:outlineLvl w:val="2"/>
     </w:pPr>
     <w:rPr>
@@ -1076,14 +1076,14 @@
     <w:semiHidden/>
     <w:unhideWhenUsed/>
     <w:pPr>
-      <w:spacing w:after="120"/>
+      <w:spacing w:after="86"/>
     </w:pPr>
   </w:style>
   <w:style w:type="paragraph" w:customStyle="1" w:styleId="note">
     <w:name w:val="note"/>
     <w:basedOn w:val="a"/>
     <w:pPr>
-      <w:spacing w:after="120"/>
+      <w:spacing w:after="86"/>
     </w:pPr>
     <w:rPr>
       <w:i/>
@@ -1097,7 +1097,7 @@
     <w:name w:val="url"/>
     <w:basedOn w:val="a"/>
     <w:pPr>
-      <w:spacing w:after="120"/>
+      <w:spacing w:after="86"/>
     </w:pPr>
     <w:rPr>
       <w:b/>

--- a/ru/catalogue.docx
+++ b/ru/catalogue.docx
@@ -5,7 +5,7 @@
     <w:p>
       <w:pPr>
         <w:pStyle w:val="note"/>
-        <w:divId w:val="1943953455"/>
+        <w:divId w:val="1835536373"/>
         <w:rPr>
           <w:rFonts w:ascii="Segoe UI" w:hAnsi="Segoe UI" w:cs="Segoe UI"/>
         </w:rPr>
@@ -23,7 +23,7 @@
     <w:p>
       <w:pPr>
         <w:pStyle w:val="note"/>
-        <w:divId w:val="1943953455"/>
+        <w:divId w:val="1835536373"/>
         <w:rPr>
           <w:rFonts w:ascii="Segoe UI" w:hAnsi="Segoe UI" w:cs="Segoe UI"/>
         </w:rPr>
@@ -41,7 +41,7 @@
     <w:p>
       <w:pPr>
         <w:pStyle w:val="1"/>
-        <w:divId w:val="1943953455"/>
+        <w:divId w:val="1835536373"/>
         <w:rPr>
           <w:rFonts w:ascii="Segoe UI" w:eastAsia="Times New Roman" w:hAnsi="Segoe UI" w:cs="Segoe UI"/>
         </w:rPr>
@@ -56,7 +56,7 @@
     <w:p>
       <w:pPr>
         <w:pStyle w:val="2"/>
-        <w:divId w:val="1943953455"/>
+        <w:divId w:val="1835536373"/>
         <w:rPr>
           <w:rFonts w:ascii="Segoe UI" w:eastAsia="Times New Roman" w:hAnsi="Segoe UI" w:cs="Segoe UI"/>
         </w:rPr>
@@ -71,7 +71,7 @@
     <w:p>
       <w:pPr>
         <w:pStyle w:val="note"/>
-        <w:divId w:val="1943953455"/>
+        <w:divId w:val="1835536373"/>
         <w:rPr>
           <w:rFonts w:ascii="Segoe UI" w:hAnsi="Segoe UI" w:cs="Segoe UI"/>
         </w:rPr>
@@ -89,7 +89,7 @@
     <w:p>
       <w:pPr>
         <w:pStyle w:val="a7"/>
-        <w:divId w:val="1943953455"/>
+        <w:divId w:val="1835536373"/>
         <w:rPr>
           <w:rFonts w:ascii="Segoe UI" w:hAnsi="Segoe UI" w:cs="Segoe UI"/>
           <w:color w:val="1C1C1C"/>
@@ -106,7 +106,7 @@
     <w:p>
       <w:pPr>
         <w:pStyle w:val="a7"/>
-        <w:divId w:val="1943953455"/>
+        <w:divId w:val="1835536373"/>
         <w:rPr>
           <w:rFonts w:ascii="Segoe UI" w:hAnsi="Segoe UI" w:cs="Segoe UI"/>
           <w:color w:val="1C1C1C"/>
@@ -130,7 +130,7 @@
     <w:p>
       <w:pPr>
         <w:pStyle w:val="3"/>
-        <w:divId w:val="1943953455"/>
+        <w:divId w:val="1835536373"/>
         <w:rPr>
           <w:rFonts w:ascii="Segoe UI" w:eastAsia="Times New Roman" w:hAnsi="Segoe UI" w:cs="Segoe UI"/>
         </w:rPr>
@@ -145,7 +145,7 @@
     <w:p>
       <w:pPr>
         <w:pStyle w:val="a7"/>
-        <w:divId w:val="1943953455"/>
+        <w:divId w:val="1835536373"/>
         <w:rPr>
           <w:rFonts w:ascii="Segoe UI" w:hAnsi="Segoe UI" w:cs="Segoe UI"/>
           <w:color w:val="1C1C1C"/>
@@ -169,7 +169,7 @@
     <w:p>
       <w:pPr>
         <w:pStyle w:val="3"/>
-        <w:divId w:val="1943953455"/>
+        <w:divId w:val="1835536373"/>
         <w:rPr>
           <w:rFonts w:ascii="Segoe UI" w:eastAsia="Times New Roman" w:hAnsi="Segoe UI" w:cs="Segoe UI"/>
         </w:rPr>
@@ -184,7 +184,7 @@
     <w:p>
       <w:pPr>
         <w:pStyle w:val="a7"/>
-        <w:divId w:val="1943953455"/>
+        <w:divId w:val="1835536373"/>
         <w:rPr>
           <w:rFonts w:ascii="Segoe UI" w:hAnsi="Segoe UI" w:cs="Segoe UI"/>
           <w:color w:val="1C1C1C"/>
@@ -208,7 +208,7 @@
     <w:p>
       <w:pPr>
         <w:pStyle w:val="3"/>
-        <w:divId w:val="1943953455"/>
+        <w:divId w:val="1835536373"/>
         <w:rPr>
           <w:rFonts w:ascii="Segoe UI" w:eastAsia="Times New Roman" w:hAnsi="Segoe UI" w:cs="Segoe UI"/>
         </w:rPr>
@@ -223,7 +223,7 @@
     <w:p>
       <w:pPr>
         <w:pStyle w:val="a7"/>
-        <w:divId w:val="1943953455"/>
+        <w:divId w:val="1835536373"/>
         <w:rPr>
           <w:rFonts w:ascii="Segoe UI" w:hAnsi="Segoe UI" w:cs="Segoe UI"/>
           <w:color w:val="1C1C1C"/>
@@ -247,7 +247,7 @@
     <w:p>
       <w:pPr>
         <w:pStyle w:val="note"/>
-        <w:divId w:val="1943953455"/>
+        <w:divId w:val="1835536373"/>
         <w:rPr>
           <w:rFonts w:ascii="Segoe UI" w:hAnsi="Segoe UI" w:cs="Segoe UI"/>
         </w:rPr>
@@ -265,7 +265,7 @@
     <w:p>
       <w:pPr>
         <w:pStyle w:val="3"/>
-        <w:divId w:val="1943953455"/>
+        <w:divId w:val="1835536373"/>
         <w:rPr>
           <w:rFonts w:ascii="Segoe UI" w:eastAsia="Times New Roman" w:hAnsi="Segoe UI" w:cs="Segoe UI"/>
         </w:rPr>
@@ -280,7 +280,7 @@
     <w:p>
       <w:pPr>
         <w:pStyle w:val="a7"/>
-        <w:divId w:val="1943953455"/>
+        <w:divId w:val="1835536373"/>
         <w:rPr>
           <w:rFonts w:ascii="Segoe UI" w:hAnsi="Segoe UI" w:cs="Segoe UI"/>
           <w:color w:val="1C1C1C"/>
@@ -311,7 +311,7 @@
     <w:p>
       <w:pPr>
         <w:pStyle w:val="3"/>
-        <w:divId w:val="1943953455"/>
+        <w:divId w:val="1835536373"/>
         <w:rPr>
           <w:rFonts w:ascii="Segoe UI" w:eastAsia="Times New Roman" w:hAnsi="Segoe UI" w:cs="Segoe UI"/>
         </w:rPr>
@@ -326,7 +326,7 @@
     <w:p>
       <w:pPr>
         <w:pStyle w:val="a7"/>
-        <w:divId w:val="1943953455"/>
+        <w:divId w:val="1835536373"/>
         <w:rPr>
           <w:rFonts w:ascii="Segoe UI" w:hAnsi="Segoe UI" w:cs="Segoe UI"/>
           <w:color w:val="1C1C1C"/>
@@ -350,7 +350,7 @@
     <w:p>
       <w:pPr>
         <w:pStyle w:val="3"/>
-        <w:divId w:val="1943953455"/>
+        <w:divId w:val="1835536373"/>
         <w:rPr>
           <w:rFonts w:ascii="Segoe UI" w:eastAsia="Times New Roman" w:hAnsi="Segoe UI" w:cs="Segoe UI"/>
         </w:rPr>
@@ -365,7 +365,7 @@
     <w:p>
       <w:pPr>
         <w:pStyle w:val="a7"/>
-        <w:divId w:val="1943953455"/>
+        <w:divId w:val="1835536373"/>
         <w:rPr>
           <w:rFonts w:ascii="Segoe UI" w:hAnsi="Segoe UI" w:cs="Segoe UI"/>
           <w:color w:val="1C1C1C"/>
@@ -389,7 +389,7 @@
     <w:p>
       <w:pPr>
         <w:pStyle w:val="3"/>
-        <w:divId w:val="1943953455"/>
+        <w:divId w:val="1835536373"/>
         <w:rPr>
           <w:rFonts w:ascii="Segoe UI" w:eastAsia="Times New Roman" w:hAnsi="Segoe UI" w:cs="Segoe UI"/>
         </w:rPr>
@@ -404,7 +404,7 @@
     <w:p>
       <w:pPr>
         <w:pStyle w:val="a7"/>
-        <w:divId w:val="1943953455"/>
+        <w:divId w:val="1835536373"/>
         <w:rPr>
           <w:rFonts w:ascii="Segoe UI" w:hAnsi="Segoe UI" w:cs="Segoe UI"/>
           <w:color w:val="1C1C1C"/>
@@ -428,7 +428,7 @@
     <w:p>
       <w:pPr>
         <w:pStyle w:val="a7"/>
-        <w:divId w:val="1943953455"/>
+        <w:divId w:val="1835536373"/>
         <w:rPr>
           <w:rFonts w:ascii="Segoe UI" w:hAnsi="Segoe UI" w:cs="Segoe UI"/>
           <w:color w:val="1C1C1C"/>
@@ -445,7 +445,7 @@
     <w:p>
       <w:pPr>
         <w:pStyle w:val="a7"/>
-        <w:divId w:val="1943953455"/>
+        <w:divId w:val="1835536373"/>
         <w:rPr>
           <w:rFonts w:ascii="Segoe UI" w:hAnsi="Segoe UI" w:cs="Segoe UI"/>
           <w:color w:val="1C1C1C"/>
@@ -462,7 +462,7 @@
     <w:p>
       <w:pPr>
         <w:pStyle w:val="3"/>
-        <w:divId w:val="1943953455"/>
+        <w:divId w:val="1835536373"/>
         <w:rPr>
           <w:rFonts w:ascii="Segoe UI" w:eastAsia="Times New Roman" w:hAnsi="Segoe UI" w:cs="Segoe UI"/>
         </w:rPr>
@@ -477,7 +477,7 @@
     <w:p>
       <w:pPr>
         <w:pStyle w:val="a7"/>
-        <w:divId w:val="1943953455"/>
+        <w:divId w:val="1835536373"/>
         <w:rPr>
           <w:rFonts w:ascii="Segoe UI" w:hAnsi="Segoe UI" w:cs="Segoe UI"/>
           <w:color w:val="1C1C1C"/>
@@ -501,24 +501,24 @@
     <w:p>
       <w:pPr>
         <w:pStyle w:val="a7"/>
-        <w:divId w:val="1943953455"/>
-        <w:rPr>
-          <w:rFonts w:ascii="Segoe UI" w:hAnsi="Segoe UI" w:cs="Segoe UI"/>
-          <w:color w:val="1C1C1C"/>
-        </w:rPr>
-      </w:pPr>
-      <w:r>
-        <w:rPr>
-          <w:rFonts w:ascii="Segoe UI" w:hAnsi="Segoe UI" w:cs="Segoe UI"/>
-          <w:color w:val="1C1C1C"/>
-        </w:rPr>
-        <w:t>Без экрана. Сделано во Франции (Канны), сертификат CE.</w:t>
+        <w:divId w:val="1835536373"/>
+        <w:rPr>
+          <w:rFonts w:ascii="Segoe UI" w:hAnsi="Segoe UI" w:cs="Segoe UI"/>
+          <w:color w:val="1C1C1C"/>
+        </w:rPr>
+      </w:pPr>
+      <w:r>
+        <w:rPr>
+          <w:rFonts w:ascii="Segoe UI" w:hAnsi="Segoe UI" w:cs="Segoe UI"/>
+          <w:color w:val="1C1C1C"/>
+        </w:rPr>
+        <w:t>Без экрана. Разработано во Франции, сертификат CE.</w:t>
       </w:r>
     </w:p>
     <w:p>
       <w:pPr>
         <w:pStyle w:val="note"/>
-        <w:divId w:val="1943953455"/>
+        <w:divId w:val="1835536373"/>
         <w:rPr>
           <w:rFonts w:ascii="Segoe UI" w:hAnsi="Segoe UI" w:cs="Segoe UI"/>
         </w:rPr>
@@ -536,31 +536,31 @@
     <w:p>
       <w:pPr>
         <w:pStyle w:val="a7"/>
-        <w:divId w:val="1943953455"/>
-        <w:rPr>
-          <w:rFonts w:ascii="Segoe UI" w:hAnsi="Segoe UI" w:cs="Segoe UI"/>
-          <w:color w:val="1C1C1C"/>
-        </w:rPr>
-      </w:pPr>
-      <w:r>
-        <w:rPr>
-          <w:rFonts w:ascii="Segoe UI" w:hAnsi="Segoe UI" w:cs="Segoe UI"/>
-          <w:color w:val="1C1C1C"/>
-        </w:rPr>
-        <w:t>Попробуйте робота до пок</w:t>
-      </w:r>
-      <w:r>
-        <w:rPr>
-          <w:rFonts w:ascii="Segoe UI" w:hAnsi="Segoe UI" w:cs="Segoe UI"/>
-          <w:color w:val="1C1C1C"/>
-        </w:rPr>
-        <w:t>упки. Он работает прямо в браузере. Откройте ссылку или наведите камеру на QR-код:</w:t>
-      </w:r>
-    </w:p>
-    <w:p>
-      <w:pPr>
-        <w:pStyle w:val="a7"/>
-        <w:divId w:val="1943953455"/>
+        <w:divId w:val="1835536373"/>
+        <w:rPr>
+          <w:rFonts w:ascii="Segoe UI" w:hAnsi="Segoe UI" w:cs="Segoe UI"/>
+          <w:color w:val="1C1C1C"/>
+        </w:rPr>
+      </w:pPr>
+      <w:r>
+        <w:rPr>
+          <w:rFonts w:ascii="Segoe UI" w:hAnsi="Segoe UI" w:cs="Segoe UI"/>
+          <w:color w:val="1C1C1C"/>
+        </w:rPr>
+        <w:t>Попробуйте робота до покупки</w:t>
+      </w:r>
+      <w:r>
+        <w:rPr>
+          <w:rFonts w:ascii="Segoe UI" w:hAnsi="Segoe UI" w:cs="Segoe UI"/>
+          <w:color w:val="1C1C1C"/>
+        </w:rPr>
+        <w:t>. Он работает прямо в браузере. Откройте ссылку или наведите камеру на QR-код:</w:t>
+      </w:r>
+    </w:p>
+    <w:p>
+      <w:pPr>
+        <w:pStyle w:val="a7"/>
+        <w:divId w:val="1835536373"/>
         <w:rPr>
           <w:rFonts w:ascii="Segoe UI" w:hAnsi="Segoe UI" w:cs="Segoe UI"/>
           <w:color w:val="1C1C1C"/>
@@ -577,7 +577,7 @@
     <w:p>
       <w:pPr>
         <w:pStyle w:val="note"/>
-        <w:divId w:val="1943953455"/>
+        <w:divId w:val="1835536373"/>
         <w:rPr>
           <w:rFonts w:ascii="Segoe UI" w:hAnsi="Segoe UI" w:cs="Segoe UI"/>
         </w:rPr>
@@ -595,7 +595,7 @@
     <w:p>
       <w:pPr>
         <w:pStyle w:val="note"/>
-        <w:divId w:val="1943953455"/>
+        <w:divId w:val="1835536373"/>
         <w:rPr>
           <w:rFonts w:ascii="Segoe UI" w:hAnsi="Segoe UI" w:cs="Segoe UI"/>
         </w:rPr>
@@ -613,7 +613,7 @@
     <w:p>
       <w:pPr>
         <w:pStyle w:val="a7"/>
-        <w:divId w:val="1943953455"/>
+        <w:divId w:val="1835536373"/>
         <w:rPr>
           <w:rFonts w:ascii="Segoe UI" w:hAnsi="Segoe UI" w:cs="Segoe UI"/>
           <w:color w:val="1C1C1C"/>
@@ -630,7 +630,7 @@
     <w:p>
       <w:pPr>
         <w:pStyle w:val="a7"/>
-        <w:divId w:val="1943953455"/>
+        <w:divId w:val="1835536373"/>
         <w:rPr>
           <w:rFonts w:ascii="Segoe UI" w:hAnsi="Segoe UI" w:cs="Segoe UI"/>
           <w:color w:val="1C1C1C"/>
@@ -655,13 +655,13 @@
           <w:rFonts w:ascii="Segoe UI" w:hAnsi="Segoe UI" w:cs="Segoe UI"/>
           <w:color w:val="1C1C1C"/>
         </w:rPr>
-        <w:t>5 часа. Возраст 4-10 лет. Сделано в Каннах, Франция. Сертификат CE.</w:t>
-      </w:r>
-    </w:p>
-    <w:p>
-      <w:pPr>
-        <w:pStyle w:val="a7"/>
-        <w:divId w:val="1943953455"/>
+        <w:t>5 часа. Возраст 4-10 лет. Разработано во Франции. Сертификат CE.</w:t>
+      </w:r>
+    </w:p>
+    <w:p>
+      <w:pPr>
+        <w:pStyle w:val="a7"/>
+        <w:divId w:val="1835536373"/>
         <w:rPr>
           <w:rFonts w:ascii="Segoe UI" w:hAnsi="Segoe UI" w:cs="Segoe UI"/>
           <w:color w:val="1C1C1C"/>
@@ -678,7 +678,7 @@
     <w:p>
       <w:pPr>
         <w:pStyle w:val="note"/>
-        <w:divId w:val="1943953455"/>
+        <w:divId w:val="1835536373"/>
         <w:rPr>
           <w:rFonts w:ascii="Segoe UI" w:hAnsi="Segoe UI" w:cs="Segoe UI"/>
         </w:rPr>
@@ -696,7 +696,7 @@
     <w:p>
       <w:pPr>
         <w:pStyle w:val="note"/>
-        <w:divId w:val="1943953455"/>
+        <w:divId w:val="1835536373"/>
         <w:rPr>
           <w:rFonts w:ascii="Segoe UI" w:hAnsi="Segoe UI" w:cs="Segoe UI"/>
         </w:rPr>
@@ -708,7 +708,7 @@
           <w:i/>
           <w:iCs/>
         </w:rPr>
-        <w:t xml:space="preserve">[доп. фото в assets/photos: 03-kit-complet, </w:t>
+        <w:t>[доп. фото в assets/photos: 03-kit-complet, 04-</w:t>
       </w:r>
       <w:r>
         <w:rPr>
@@ -717,7 +717,7 @@
           <w:i/>
           <w:iCs/>
         </w:rPr>
-        <w:t>04-console-de-commande, 05-robot-et-console, 06-robot-vue-dessus]</w:t>
+        <w:t>console-de-commande, 05-robot-et-console, 06-robot-vue-dessus]</w:t>
       </w:r>
     </w:p>
     <w:sectPr>

--- a/ru/catalogue.docx
+++ b/ru/catalogue.docx
@@ -5,7 +5,7 @@
     <w:p>
       <w:pPr>
         <w:pStyle w:val="note"/>
-        <w:divId w:val="1835536373"/>
+        <w:divId w:val="544025137"/>
         <w:rPr>
           <w:rFonts w:ascii="Segoe UI" w:hAnsi="Segoe UI" w:cs="Segoe UI"/>
         </w:rPr>
@@ -23,7 +23,7 @@
     <w:p>
       <w:pPr>
         <w:pStyle w:val="note"/>
-        <w:divId w:val="1835536373"/>
+        <w:divId w:val="544025137"/>
         <w:rPr>
           <w:rFonts w:ascii="Segoe UI" w:hAnsi="Segoe UI" w:cs="Segoe UI"/>
         </w:rPr>
@@ -41,7 +41,7 @@
     <w:p>
       <w:pPr>
         <w:pStyle w:val="1"/>
-        <w:divId w:val="1835536373"/>
+        <w:divId w:val="544025137"/>
         <w:rPr>
           <w:rFonts w:ascii="Segoe UI" w:eastAsia="Times New Roman" w:hAnsi="Segoe UI" w:cs="Segoe UI"/>
         </w:rPr>
@@ -56,7 +56,7 @@
     <w:p>
       <w:pPr>
         <w:pStyle w:val="2"/>
-        <w:divId w:val="1835536373"/>
+        <w:divId w:val="544025137"/>
         <w:rPr>
           <w:rFonts w:ascii="Segoe UI" w:eastAsia="Times New Roman" w:hAnsi="Segoe UI" w:cs="Segoe UI"/>
         </w:rPr>
@@ -71,7 +71,7 @@
     <w:p>
       <w:pPr>
         <w:pStyle w:val="note"/>
-        <w:divId w:val="1835536373"/>
+        <w:divId w:val="544025137"/>
         <w:rPr>
           <w:rFonts w:ascii="Segoe UI" w:hAnsi="Segoe UI" w:cs="Segoe UI"/>
         </w:rPr>
@@ -89,7 +89,7 @@
     <w:p>
       <w:pPr>
         <w:pStyle w:val="a7"/>
-        <w:divId w:val="1835536373"/>
+        <w:divId w:val="544025137"/>
         <w:rPr>
           <w:rFonts w:ascii="Segoe UI" w:hAnsi="Segoe UI" w:cs="Segoe UI"/>
           <w:color w:val="1C1C1C"/>
@@ -106,7 +106,7 @@
     <w:p>
       <w:pPr>
         <w:pStyle w:val="a7"/>
-        <w:divId w:val="1835536373"/>
+        <w:divId w:val="544025137"/>
         <w:rPr>
           <w:rFonts w:ascii="Segoe UI" w:hAnsi="Segoe UI" w:cs="Segoe UI"/>
           <w:color w:val="1C1C1C"/>
@@ -130,7 +130,7 @@
     <w:p>
       <w:pPr>
         <w:pStyle w:val="3"/>
-        <w:divId w:val="1835536373"/>
+        <w:divId w:val="544025137"/>
         <w:rPr>
           <w:rFonts w:ascii="Segoe UI" w:eastAsia="Times New Roman" w:hAnsi="Segoe UI" w:cs="Segoe UI"/>
         </w:rPr>
@@ -145,7 +145,7 @@
     <w:p>
       <w:pPr>
         <w:pStyle w:val="a7"/>
-        <w:divId w:val="1835536373"/>
+        <w:divId w:val="544025137"/>
         <w:rPr>
           <w:rFonts w:ascii="Segoe UI" w:hAnsi="Segoe UI" w:cs="Segoe UI"/>
           <w:color w:val="1C1C1C"/>
@@ -169,7 +169,7 @@
     <w:p>
       <w:pPr>
         <w:pStyle w:val="3"/>
-        <w:divId w:val="1835536373"/>
+        <w:divId w:val="544025137"/>
         <w:rPr>
           <w:rFonts w:ascii="Segoe UI" w:eastAsia="Times New Roman" w:hAnsi="Segoe UI" w:cs="Segoe UI"/>
         </w:rPr>
@@ -184,7 +184,7 @@
     <w:p>
       <w:pPr>
         <w:pStyle w:val="a7"/>
-        <w:divId w:val="1835536373"/>
+        <w:divId w:val="544025137"/>
         <w:rPr>
           <w:rFonts w:ascii="Segoe UI" w:hAnsi="Segoe UI" w:cs="Segoe UI"/>
           <w:color w:val="1C1C1C"/>
@@ -208,7 +208,7 @@
     <w:p>
       <w:pPr>
         <w:pStyle w:val="3"/>
-        <w:divId w:val="1835536373"/>
+        <w:divId w:val="544025137"/>
         <w:rPr>
           <w:rFonts w:ascii="Segoe UI" w:eastAsia="Times New Roman" w:hAnsi="Segoe UI" w:cs="Segoe UI"/>
         </w:rPr>
@@ -223,7 +223,7 @@
     <w:p>
       <w:pPr>
         <w:pStyle w:val="a7"/>
-        <w:divId w:val="1835536373"/>
+        <w:divId w:val="544025137"/>
         <w:rPr>
           <w:rFonts w:ascii="Segoe UI" w:hAnsi="Segoe UI" w:cs="Segoe UI"/>
           <w:color w:val="1C1C1C"/>
@@ -247,7 +247,7 @@
     <w:p>
       <w:pPr>
         <w:pStyle w:val="note"/>
-        <w:divId w:val="1835536373"/>
+        <w:divId w:val="544025137"/>
         <w:rPr>
           <w:rFonts w:ascii="Segoe UI" w:hAnsi="Segoe UI" w:cs="Segoe UI"/>
         </w:rPr>
@@ -265,7 +265,7 @@
     <w:p>
       <w:pPr>
         <w:pStyle w:val="3"/>
-        <w:divId w:val="1835536373"/>
+        <w:divId w:val="544025137"/>
         <w:rPr>
           <w:rFonts w:ascii="Segoe UI" w:eastAsia="Times New Roman" w:hAnsi="Segoe UI" w:cs="Segoe UI"/>
         </w:rPr>
@@ -280,7 +280,7 @@
     <w:p>
       <w:pPr>
         <w:pStyle w:val="a7"/>
-        <w:divId w:val="1835536373"/>
+        <w:divId w:val="544025137"/>
         <w:rPr>
           <w:rFonts w:ascii="Segoe UI" w:hAnsi="Segoe UI" w:cs="Segoe UI"/>
           <w:color w:val="1C1C1C"/>
@@ -311,7 +311,7 @@
     <w:p>
       <w:pPr>
         <w:pStyle w:val="3"/>
-        <w:divId w:val="1835536373"/>
+        <w:divId w:val="544025137"/>
         <w:rPr>
           <w:rFonts w:ascii="Segoe UI" w:eastAsia="Times New Roman" w:hAnsi="Segoe UI" w:cs="Segoe UI"/>
         </w:rPr>
@@ -326,7 +326,7 @@
     <w:p>
       <w:pPr>
         <w:pStyle w:val="a7"/>
-        <w:divId w:val="1835536373"/>
+        <w:divId w:val="544025137"/>
         <w:rPr>
           <w:rFonts w:ascii="Segoe UI" w:hAnsi="Segoe UI" w:cs="Segoe UI"/>
           <w:color w:val="1C1C1C"/>
@@ -350,7 +350,7 @@
     <w:p>
       <w:pPr>
         <w:pStyle w:val="3"/>
-        <w:divId w:val="1835536373"/>
+        <w:divId w:val="544025137"/>
         <w:rPr>
           <w:rFonts w:ascii="Segoe UI" w:eastAsia="Times New Roman" w:hAnsi="Segoe UI" w:cs="Segoe UI"/>
         </w:rPr>
@@ -365,7 +365,7 @@
     <w:p>
       <w:pPr>
         <w:pStyle w:val="a7"/>
-        <w:divId w:val="1835536373"/>
+        <w:divId w:val="544025137"/>
         <w:rPr>
           <w:rFonts w:ascii="Segoe UI" w:hAnsi="Segoe UI" w:cs="Segoe UI"/>
           <w:color w:val="1C1C1C"/>
@@ -389,7 +389,7 @@
     <w:p>
       <w:pPr>
         <w:pStyle w:val="3"/>
-        <w:divId w:val="1835536373"/>
+        <w:divId w:val="544025137"/>
         <w:rPr>
           <w:rFonts w:ascii="Segoe UI" w:eastAsia="Times New Roman" w:hAnsi="Segoe UI" w:cs="Segoe UI"/>
         </w:rPr>
@@ -404,7 +404,7 @@
     <w:p>
       <w:pPr>
         <w:pStyle w:val="a7"/>
-        <w:divId w:val="1835536373"/>
+        <w:divId w:val="544025137"/>
         <w:rPr>
           <w:rFonts w:ascii="Segoe UI" w:hAnsi="Segoe UI" w:cs="Segoe UI"/>
           <w:color w:val="1C1C1C"/>
@@ -428,7 +428,7 @@
     <w:p>
       <w:pPr>
         <w:pStyle w:val="a7"/>
-        <w:divId w:val="1835536373"/>
+        <w:divId w:val="544025137"/>
         <w:rPr>
           <w:rFonts w:ascii="Segoe UI" w:hAnsi="Segoe UI" w:cs="Segoe UI"/>
           <w:color w:val="1C1C1C"/>
@@ -445,7 +445,7 @@
     <w:p>
       <w:pPr>
         <w:pStyle w:val="a7"/>
-        <w:divId w:val="1835536373"/>
+        <w:divId w:val="544025137"/>
         <w:rPr>
           <w:rFonts w:ascii="Segoe UI" w:hAnsi="Segoe UI" w:cs="Segoe UI"/>
           <w:color w:val="1C1C1C"/>
@@ -462,7 +462,7 @@
     <w:p>
       <w:pPr>
         <w:pStyle w:val="3"/>
-        <w:divId w:val="1835536373"/>
+        <w:divId w:val="544025137"/>
         <w:rPr>
           <w:rFonts w:ascii="Segoe UI" w:eastAsia="Times New Roman" w:hAnsi="Segoe UI" w:cs="Segoe UI"/>
         </w:rPr>
@@ -477,7 +477,7 @@
     <w:p>
       <w:pPr>
         <w:pStyle w:val="a7"/>
-        <w:divId w:val="1835536373"/>
+        <w:divId w:val="544025137"/>
         <w:rPr>
           <w:rFonts w:ascii="Segoe UI" w:hAnsi="Segoe UI" w:cs="Segoe UI"/>
           <w:color w:val="1C1C1C"/>
@@ -501,7 +501,7 @@
     <w:p>
       <w:pPr>
         <w:pStyle w:val="a7"/>
-        <w:divId w:val="1835536373"/>
+        <w:divId w:val="544025137"/>
         <w:rPr>
           <w:rFonts w:ascii="Segoe UI" w:hAnsi="Segoe UI" w:cs="Segoe UI"/>
           <w:color w:val="1C1C1C"/>
@@ -518,7 +518,7 @@
     <w:p>
       <w:pPr>
         <w:pStyle w:val="note"/>
-        <w:divId w:val="1835536373"/>
+        <w:divId w:val="544025137"/>
         <w:rPr>
           <w:rFonts w:ascii="Segoe UI" w:hAnsi="Segoe UI" w:cs="Segoe UI"/>
         </w:rPr>
@@ -536,7 +536,7 @@
     <w:p>
       <w:pPr>
         <w:pStyle w:val="a7"/>
-        <w:divId w:val="1835536373"/>
+        <w:divId w:val="544025137"/>
         <w:rPr>
           <w:rFonts w:ascii="Segoe UI" w:hAnsi="Segoe UI" w:cs="Segoe UI"/>
           <w:color w:val="1C1C1C"/>
@@ -560,7 +560,7 @@
     <w:p>
       <w:pPr>
         <w:pStyle w:val="a7"/>
-        <w:divId w:val="1835536373"/>
+        <w:divId w:val="544025137"/>
         <w:rPr>
           <w:rFonts w:ascii="Segoe UI" w:hAnsi="Segoe UI" w:cs="Segoe UI"/>
           <w:color w:val="1C1C1C"/>
@@ -577,7 +577,7 @@
     <w:p>
       <w:pPr>
         <w:pStyle w:val="note"/>
-        <w:divId w:val="1835536373"/>
+        <w:divId w:val="544025137"/>
         <w:rPr>
           <w:rFonts w:ascii="Segoe UI" w:hAnsi="Segoe UI" w:cs="Segoe UI"/>
         </w:rPr>
@@ -595,7 +595,7 @@
     <w:p>
       <w:pPr>
         <w:pStyle w:val="note"/>
-        <w:divId w:val="1835536373"/>
+        <w:divId w:val="544025137"/>
         <w:rPr>
           <w:rFonts w:ascii="Segoe UI" w:hAnsi="Segoe UI" w:cs="Segoe UI"/>
         </w:rPr>
@@ -613,7 +613,7 @@
     <w:p>
       <w:pPr>
         <w:pStyle w:val="a7"/>
-        <w:divId w:val="1835536373"/>
+        <w:divId w:val="544025137"/>
         <w:rPr>
           <w:rFonts w:ascii="Segoe UI" w:hAnsi="Segoe UI" w:cs="Segoe UI"/>
           <w:color w:val="1C1C1C"/>
@@ -630,7 +630,7 @@
     <w:p>
       <w:pPr>
         <w:pStyle w:val="a7"/>
-        <w:divId w:val="1835536373"/>
+        <w:divId w:val="544025137"/>
         <w:rPr>
           <w:rFonts w:ascii="Segoe UI" w:hAnsi="Segoe UI" w:cs="Segoe UI"/>
           <w:color w:val="1C1C1C"/>
@@ -648,20 +648,20 @@
           <w:rFonts w:ascii="Segoe UI" w:hAnsi="Segoe UI" w:cs="Segoe UI"/>
           <w:color w:val="1C1C1C"/>
         </w:rPr>
-        <w:t>аметре, 44 мм в высоту, 220 г. Пульт 317 x 217 x 62 мм, 680 г. Фишки 33 x 33 мм, NFC. 11 двойных слотов. Шаг по умолчанию 15 см, настраивается под любой размер. Повороты от 1 до 360 градусов. Bluetooth около 5 м. Аккумулятор Li-Ion, зарядка USB-C, около 1,</w:t>
-      </w:r>
-      <w:r>
-        <w:rPr>
-          <w:rFonts w:ascii="Segoe UI" w:hAnsi="Segoe UI" w:cs="Segoe UI"/>
-          <w:color w:val="1C1C1C"/>
-        </w:rPr>
-        <w:t>5 часа. Возраст 4-10 лет. Разработано во Франции. Сертификат CE.</w:t>
-      </w:r>
-    </w:p>
-    <w:p>
-      <w:pPr>
-        <w:pStyle w:val="a7"/>
-        <w:divId w:val="1835536373"/>
+        <w:t xml:space="preserve">аметре, 44 мм в высоту, 225 г. Пульт 317 x 217 x 62 мм, 760 г. Фишки 33 x 33 мм, NFC, набор 150 г. Комплект в коробке около 1,9 кг. 11 двойных слотов. Шаг по умолчанию 15 см, настраивается под любой размер. Повороты от 1 до 360 градусов. Bluetooth около 5 </w:t>
+      </w:r>
+      <w:r>
+        <w:rPr>
+          <w:rFonts w:ascii="Segoe UI" w:hAnsi="Segoe UI" w:cs="Segoe UI"/>
+          <w:color w:val="1C1C1C"/>
+        </w:rPr>
+        <w:t>м. Аккумулятор Li-Ion, зарядка USB-C, около 1,5 часа. Возраст 4-10 лет. Разработано во Франции. Сертификат CE.</w:t>
+      </w:r>
+    </w:p>
+    <w:p>
+      <w:pPr>
+        <w:pStyle w:val="a7"/>
+        <w:divId w:val="544025137"/>
         <w:rPr>
           <w:rFonts w:ascii="Segoe UI" w:hAnsi="Segoe UI" w:cs="Segoe UI"/>
           <w:color w:val="1C1C1C"/>
@@ -678,7 +678,7 @@
     <w:p>
       <w:pPr>
         <w:pStyle w:val="note"/>
-        <w:divId w:val="1835536373"/>
+        <w:divId w:val="544025137"/>
         <w:rPr>
           <w:rFonts w:ascii="Segoe UI" w:hAnsi="Segoe UI" w:cs="Segoe UI"/>
         </w:rPr>
@@ -696,7 +696,7 @@
     <w:p>
       <w:pPr>
         <w:pStyle w:val="note"/>
-        <w:divId w:val="1835536373"/>
+        <w:divId w:val="544025137"/>
         <w:rPr>
           <w:rFonts w:ascii="Segoe UI" w:hAnsi="Segoe UI" w:cs="Segoe UI"/>
         </w:rPr>
@@ -708,7 +708,7 @@
           <w:i/>
           <w:iCs/>
         </w:rPr>
-        <w:t>[доп. фото в assets/photos: 03-kit-complet, 04-</w:t>
+        <w:t>[</w:t>
       </w:r>
       <w:r>
         <w:rPr>
@@ -717,7 +717,7 @@
           <w:i/>
           <w:iCs/>
         </w:rPr>
-        <w:t>console-de-commande, 05-robot-et-console, 06-robot-vue-dessus]</w:t>
+        <w:t>доп. фото в assets/photos: 03-kit-complet, 04-console-de-commande, 05-robot-et-console, 06-robot-vue-dessus]</w:t>
       </w:r>
     </w:p>
     <w:sectPr>
